--- a/src/assets/cv.docx
+++ b/src/assets/cv.docx
@@ -366,7 +366,23 @@
           <w:sz w:val="20"/>
           <w:szCs w:val="20"/>
         </w:rPr>
-        <w:t>SQL, MySQL, MariaDB</w:t>
+        <w:t>SQL, MySQL</w:t>
+      </w:r>
+      <w:r>
+        <w:rPr>
+          <w:rFonts w:cstheme="minorHAnsi"/>
+          <w:sz w:val="20"/>
+          <w:szCs w:val="20"/>
+        </w:rPr>
+        <w:t xml:space="preserve"> and</w:t>
+      </w:r>
+      <w:r>
+        <w:rPr>
+          <w:rFonts w:cstheme="minorHAnsi"/>
+          <w:sz w:val="20"/>
+          <w:szCs w:val="20"/>
+        </w:rPr>
+        <w:t xml:space="preserve"> MariaDB</w:t>
       </w:r>
     </w:p>
     <w:p>
